--- a/templates/etirozhoma-savdo.uz_cyrillic.docx
+++ b/templates/etirozhoma-savdo.uz_cyrillic.docx
@@ -4,35 +4,8 @@
   <w:body>
     <w:p>
       <w:pPr>
-        <w:spacing w:after="80"/>
-        <w:jc w:val="right"/>
-      </w:pPr>
-      <w:r>
-        <w:rPr>
-          <w:rFonts w:ascii="Times New Roman" w:cs="Times New Roman" w:eastAsia="Times New Roman" w:hAnsi="Times New Roman"/>
-          <w:sz w:val="24"/>
-          <w:szCs w:val="24"/>
-        </w:rPr>
-        <w:t xml:space="preserve">Фуқаролик ишлари бўйича {{court_name}} туманлараро суди раиси {{judge_name}} га</w:t>
-      </w:r>
-    </w:p>
-    <w:p>
-      <w:pPr>
-        <w:spacing w:after="80"/>
-        <w:jc w:val="left"/>
-      </w:pPr>
-      <w:r>
-        <w:rPr>
-          <w:rFonts w:ascii="Times New Roman" w:cs="Times New Roman" w:eastAsia="Times New Roman" w:hAnsi="Times New Roman"/>
-          <w:sz w:val="24"/>
-          <w:szCs w:val="24"/>
-        </w:rPr>
-        <w:t xml:space="preserve"/>
-      </w:r>
-    </w:p>
-    <w:p>
-      <w:pPr>
-        <w:spacing w:after="80"/>
+        <w:spacing w:after="0"/>
+        <w:ind w:left="5400"/>
         <w:jc w:val="left"/>
       </w:pPr>
       <w:r>
@@ -40,78 +13,31 @@
           <w:rFonts w:ascii="Times New Roman" w:cs="Times New Roman" w:eastAsia="Times New Roman" w:hAnsi="Times New Roman"/>
           <w:b/>
           <w:bCs/>
-          <w:sz w:val="24"/>
-          <w:szCs w:val="24"/>
-        </w:rPr>
-        <w:t xml:space="preserve">Аризачи (қарздор): </w:t>
-      </w:r>
-      <w:r>
-        <w:rPr>
-          <w:rFonts w:ascii="Times New Roman" w:cs="Times New Roman" w:eastAsia="Times New Roman" w:hAnsi="Times New Roman"/>
-          <w:sz w:val="24"/>
-          <w:szCs w:val="24"/>
-        </w:rPr>
-        <w:t xml:space="preserve">{{plaintiff_fio}}</w:t>
-      </w:r>
-    </w:p>
-    <w:p>
-      <w:pPr>
-        <w:spacing w:after="80"/>
-        <w:jc w:val="left"/>
-      </w:pPr>
-      <w:r>
-        <w:rPr>
-          <w:rFonts w:ascii="Times New Roman" w:cs="Times New Roman" w:eastAsia="Times New Roman" w:hAnsi="Times New Roman"/>
-          <w:sz w:val="24"/>
-          <w:szCs w:val="24"/>
-        </w:rPr>
-        <w:t xml:space="preserve">{{plaintiff_address}}</w:t>
-      </w:r>
-    </w:p>
-    <w:p>
-      <w:pPr>
-        <w:spacing w:after="80"/>
-        <w:jc w:val="left"/>
-      </w:pPr>
-      <w:r>
-        <w:rPr>
-          <w:rFonts w:ascii="Times New Roman" w:cs="Times New Roman" w:eastAsia="Times New Roman" w:hAnsi="Times New Roman"/>
-          <w:sz w:val="24"/>
-          <w:szCs w:val="24"/>
-        </w:rPr>
-        <w:t xml:space="preserve"/>
-      </w:r>
-    </w:p>
-    <w:p>
-      <w:pPr>
-        <w:spacing w:after="80"/>
-        <w:jc w:val="center"/>
+          <w:i/>
+          <w:iCs/>
+          <w:sz w:val="24"/>
+          <w:szCs w:val="24"/>
+        </w:rPr>
+        <w:t xml:space="preserve">Фуқаролик ишлари бўйича {{court_name}}</w:t>
+      </w:r>
+    </w:p>
+    <w:p>
+      <w:pPr>
+        <w:spacing w:after="80"/>
+        <w:ind w:left="5400"/>
+        <w:jc w:val="left"/>
       </w:pPr>
       <w:r>
         <w:rPr>
           <w:rFonts w:ascii="Times New Roman" w:cs="Times New Roman" w:eastAsia="Times New Roman" w:hAnsi="Times New Roman"/>
           <w:b/>
           <w:bCs/>
-          <w:sz w:val="24"/>
-          <w:szCs w:val="24"/>
-        </w:rPr>
-        <w:t xml:space="preserve">Э Ъ Т И Р О З Н О М А</w:t>
-      </w:r>
-    </w:p>
-    <w:p>
-      <w:pPr>
-        <w:spacing w:after="80"/>
-        <w:jc w:val="center"/>
-      </w:pPr>
-      <w:r>
-        <w:rPr>
-          <w:rFonts w:ascii="Times New Roman" w:cs="Times New Roman" w:eastAsia="Times New Roman" w:hAnsi="Times New Roman"/>
           <w:i/>
           <w:iCs/>
           <w:sz w:val="24"/>
           <w:szCs w:val="24"/>
         </w:rPr>
-        <w:t xml:space="preserve">(Ўтказиб юборилган муддатни узрли деб топиб, суд буйруғини бекор қилиш тўғрисида)</w:t>
+        <w:t xml:space="preserve">туманлараро суди раиси {{judge_name}}га</w:t>
       </w:r>
     </w:p>
     <w:p>
@@ -130,16 +56,81 @@
     </w:p>
     <w:p>
       <w:pPr>
-        <w:spacing w:after="80"/>
-        <w:jc w:val="both"/>
-      </w:pPr>
-      <w:r>
-        <w:rPr>
-          <w:rFonts w:ascii="Times New Roman" w:cs="Times New Roman" w:eastAsia="Times New Roman" w:hAnsi="Times New Roman"/>
-          <w:sz w:val="24"/>
-          <w:szCs w:val="24"/>
-        </w:rPr>
-        <w:t xml:space="preserve">{{order_year}} йил {{order_month}} ойининг {{order_day}} санасида фуқаролик ишлари бўйича {{court_name}} туманлараро суди {{order_number}}-сонли суд буйруғи билан ундирувчи {{creditor_name}} фойдасига қарздор мендан бадал пули ундириш бўйича чиқарилган суд буйруғи чиқарилган.</w:t>
+        <w:tabs>
+          <w:tab w:val="right" w:pos="5120"/>
+          <w:tab w:val="left" w:pos="5400"/>
+        </w:tabs>
+        <w:spacing w:after="0"/>
+        <w:jc w:val="left"/>
+      </w:pPr>
+      <w:r>
+        <w:tab/>
+      </w:r>
+      <w:r>
+        <w:rPr>
+          <w:rFonts w:ascii="Times New Roman" w:cs="Times New Roman" w:eastAsia="Times New Roman" w:hAnsi="Times New Roman"/>
+          <w:b/>
+          <w:bCs/>
+          <w:sz w:val="24"/>
+          <w:szCs w:val="24"/>
+        </w:rPr>
+        <w:t xml:space="preserve">Аризачи (қарздор):</w:t>
+      </w:r>
+      <w:r>
+        <w:tab/>
+      </w:r>
+      <w:r>
+        <w:rPr>
+          <w:rFonts w:ascii="Times New Roman" w:cs="Times New Roman" w:eastAsia="Times New Roman" w:hAnsi="Times New Roman"/>
+          <w:sz w:val="24"/>
+          <w:szCs w:val="24"/>
+        </w:rPr>
+        <w:t xml:space="preserve">{{plaintiff_fio}}</w:t>
+      </w:r>
+    </w:p>
+    <w:p>
+      <w:pPr>
+        <w:spacing w:after="0"/>
+        <w:ind w:left="5400"/>
+        <w:jc w:val="left"/>
+      </w:pPr>
+      <w:r>
+        <w:rPr>
+          <w:rFonts w:ascii="Times New Roman" w:cs="Times New Roman" w:eastAsia="Times New Roman" w:hAnsi="Times New Roman"/>
+          <w:sz w:val="24"/>
+          <w:szCs w:val="24"/>
+        </w:rPr>
+        <w:t xml:space="preserve">{{plaintiff_address_line1}}</w:t>
+      </w:r>
+    </w:p>
+    <w:p>
+      <w:pPr>
+        <w:spacing w:after="0"/>
+        <w:ind w:left="5400"/>
+        <w:jc w:val="left"/>
+      </w:pPr>
+      <w:r>
+        <w:rPr>
+          <w:rFonts w:ascii="Times New Roman" w:cs="Times New Roman" w:eastAsia="Times New Roman" w:hAnsi="Times New Roman"/>
+          <w:sz w:val="24"/>
+          <w:szCs w:val="24"/>
+        </w:rPr>
+        <w:t xml:space="preserve">{{plaintiff_address_line2}}</w:t>
+      </w:r>
+    </w:p>
+    <w:p>
+      <w:pPr>
+        <w:spacing w:after="80"/>
+        <w:ind w:left="5400"/>
+        <w:jc w:val="left"/>
+      </w:pPr>
+      <w:r>
+        <w:rPr>
+          <w:rFonts w:ascii="Times New Roman" w:cs="Times New Roman" w:eastAsia="Times New Roman" w:hAnsi="Times New Roman"/>
+          <w:sz w:val="24"/>
+          <w:szCs w:val="24"/>
+        </w:rPr>
+        <w:t xml:space="preserve">Телефон: {{plaintiff_phone}}</w:t>
       </w:r>
     </w:p>
     <w:p>
@@ -158,64 +149,24 @@
     </w:p>
     <w:p>
       <w:pPr>
-        <w:spacing w:after="80"/>
-        <w:jc w:val="both"/>
-      </w:pPr>
-      <w:r>
-        <w:rPr>
-          <w:rFonts w:ascii="Times New Roman" w:cs="Times New Roman" w:eastAsia="Times New Roman" w:hAnsi="Times New Roman"/>
-          <w:sz w:val="24"/>
-          <w:szCs w:val="24"/>
-        </w:rPr>
-        <w:t xml:space="preserve">Суд буйруғидан {{order_year}} йил {{learned_month}} ойининг {{learned_day}} кунида хабар топдим.</w:t>
-      </w:r>
-    </w:p>
-    <w:p>
-      <w:pPr>
-        <w:spacing w:after="80"/>
-        <w:jc w:val="left"/>
-      </w:pPr>
-      <w:r>
-        <w:rPr>
-          <w:rFonts w:ascii="Times New Roman" w:cs="Times New Roman" w:eastAsia="Times New Roman" w:hAnsi="Times New Roman"/>
-          <w:sz w:val="24"/>
-          <w:szCs w:val="24"/>
-        </w:rPr>
-        <w:t xml:space="preserve"/>
-      </w:r>
-    </w:p>
-    <w:p>
-      <w:pPr>
-        <w:spacing w:after="80"/>
-        <w:jc w:val="both"/>
-      </w:pPr>
-      <w:r>
-        <w:rPr>
-          <w:rFonts w:ascii="Times New Roman" w:cs="Times New Roman" w:eastAsia="Times New Roman" w:hAnsi="Times New Roman"/>
-          <w:sz w:val="24"/>
-          <w:szCs w:val="24"/>
-        </w:rPr>
-        <w:t xml:space="preserve">Мен ушбу суд буйруғидан норозиман.</w:t>
-      </w:r>
-    </w:p>
-    <w:p>
-      <w:pPr>
-        <w:spacing w:after="80"/>
-        <w:jc w:val="left"/>
-      </w:pPr>
-      <w:r>
-        <w:rPr>
-          <w:rFonts w:ascii="Times New Roman" w:cs="Times New Roman" w:eastAsia="Times New Roman" w:hAnsi="Times New Roman"/>
-          <w:sz w:val="24"/>
-          <w:szCs w:val="24"/>
-        </w:rPr>
-        <w:t xml:space="preserve"/>
-      </w:r>
-    </w:p>
-    <w:p>
-      <w:pPr>
-        <w:spacing w:after="80"/>
-        <w:jc w:val="left"/>
+        <w:spacing w:after="0"/>
+        <w:jc w:val="center"/>
+      </w:pPr>
+      <w:r>
+        <w:rPr>
+          <w:rFonts w:ascii="Times New Roman" w:cs="Times New Roman" w:eastAsia="Times New Roman" w:hAnsi="Times New Roman"/>
+          <w:b/>
+          <w:bCs/>
+          <w:sz w:val="24"/>
+          <w:szCs w:val="24"/>
+        </w:rPr>
+        <w:t xml:space="preserve">Э Ъ Т И Р О З Н О М А</w:t>
+      </w:r>
+    </w:p>
+    <w:p>
+      <w:pPr>
+        <w:spacing w:after="80"/>
+        <w:jc w:val="center"/>
       </w:pPr>
       <w:r>
         <w:rPr>
@@ -225,12 +176,27 @@
           <w:sz w:val="24"/>
           <w:szCs w:val="24"/>
         </w:rPr>
-        <w:t xml:space="preserve">Эътироз сабаблари:</w:t>
-      </w:r>
-    </w:p>
-    <w:p>
-      <w:pPr>
-        <w:spacing w:after="80"/>
+        <w:t xml:space="preserve">(Ўтказиб юборилган муддатни узрли деб топиб, суд буйруғини бекор қилиш тўғрисида)</w:t>
+      </w:r>
+    </w:p>
+    <w:p>
+      <w:pPr>
+        <w:spacing w:after="80"/>
+        <w:jc w:val="left"/>
+      </w:pPr>
+      <w:r>
+        <w:rPr>
+          <w:rFonts w:ascii="Times New Roman" w:cs="Times New Roman" w:eastAsia="Times New Roman" w:hAnsi="Times New Roman"/>
+          <w:sz w:val="24"/>
+          <w:szCs w:val="24"/>
+        </w:rPr>
+        <w:t xml:space="preserve"/>
+      </w:r>
+    </w:p>
+    <w:p>
+      <w:pPr>
+        <w:spacing w:after="0"/>
+        <w:ind w:firstLine="720"/>
         <w:jc w:val="both"/>
       </w:pPr>
       <w:r>
@@ -239,26 +205,13 @@
           <w:sz w:val="24"/>
           <w:szCs w:val="24"/>
         </w:rPr>
-        <w:t xml:space="preserve">{{objection_reasons}}</w:t>
-      </w:r>
-    </w:p>
-    <w:p>
-      <w:pPr>
-        <w:spacing w:after="80"/>
-        <w:jc w:val="left"/>
-      </w:pPr>
-      <w:r>
-        <w:rPr>
-          <w:rFonts w:ascii="Times New Roman" w:cs="Times New Roman" w:eastAsia="Times New Roman" w:hAnsi="Times New Roman"/>
-          <w:sz w:val="24"/>
-          <w:szCs w:val="24"/>
-        </w:rPr>
-        <w:t xml:space="preserve"/>
-      </w:r>
-    </w:p>
-    <w:p>
-      <w:pPr>
-        <w:spacing w:after="80"/>
+        <w:t xml:space="preserve">{{order_year}} йил {{order_month}} ойининг {{order_day}} санасида фуқаролик ишлари бўйича {{court_name}} туманлараро суди _________________-сонли суд буйруғи билан ундирувчи {{creditor_name}} фойдасига қарздор мендан бадал пули ундириш бўйича чиқарилган суд буйруғи чиқарилган.</w:t>
+      </w:r>
+    </w:p>
+    <w:p>
+      <w:pPr>
+        <w:spacing w:after="0"/>
+        <w:ind w:firstLine="720"/>
         <w:jc w:val="both"/>
       </w:pPr>
       <w:r>
@@ -267,26 +220,27 @@
           <w:sz w:val="24"/>
           <w:szCs w:val="24"/>
         </w:rPr>
-        <w:t xml:space="preserve">Шу сабабли суд буйруғини кеч олганлигини инобатга олиб, ўтказиб юборилган муддатни узрли деб топиб, уни тиклашингизни ва суд буйруғини бекор қилишингизни сўрайман.</w:t>
-      </w:r>
-    </w:p>
-    <w:p>
-      <w:pPr>
-        <w:spacing w:after="80"/>
-        <w:jc w:val="left"/>
-      </w:pPr>
-      <w:r>
-        <w:rPr>
-          <w:rFonts w:ascii="Times New Roman" w:cs="Times New Roman" w:eastAsia="Times New Roman" w:hAnsi="Times New Roman"/>
-          <w:sz w:val="24"/>
-          <w:szCs w:val="24"/>
-        </w:rPr>
-        <w:t xml:space="preserve"/>
-      </w:r>
-    </w:p>
-    <w:p>
-      <w:pPr>
-        <w:spacing w:after="80"/>
+        <w:t xml:space="preserve">Суд буйруғидан {{order_year}} йил {{learned_month}} ойининг {{learned_day}} кунида хабар топдим.</w:t>
+      </w:r>
+    </w:p>
+    <w:p>
+      <w:pPr>
+        <w:spacing w:after="0"/>
+        <w:ind w:firstLine="720"/>
+        <w:jc w:val="both"/>
+      </w:pPr>
+      <w:r>
+        <w:rPr>
+          <w:rFonts w:ascii="Times New Roman" w:cs="Times New Roman" w:eastAsia="Times New Roman" w:hAnsi="Times New Roman"/>
+          <w:sz w:val="24"/>
+          <w:szCs w:val="24"/>
+        </w:rPr>
+        <w:t xml:space="preserve">Мен ушбу суд буйруғидан норозиман.</w:t>
+      </w:r>
+    </w:p>
+    <w:p>
+      <w:pPr>
+        <w:spacing w:after="0"/>
         <w:jc w:val="left"/>
       </w:pPr>
       <w:r>
@@ -294,10 +248,55 @@
           <w:rFonts w:ascii="Times New Roman" w:cs="Times New Roman" w:eastAsia="Times New Roman" w:hAnsi="Times New Roman"/>
           <w:b/>
           <w:bCs/>
-          <w:sz w:val="24"/>
-          <w:szCs w:val="24"/>
-        </w:rPr>
-        <w:t xml:space="preserve">Иловалар:</w:t>
+          <w:i/>
+          <w:iCs/>
+          <w:sz w:val="24"/>
+          <w:szCs w:val="24"/>
+        </w:rPr>
+        <w:t xml:space="preserve">Эътироз сабаблари:</w:t>
+      </w:r>
+    </w:p>
+    <w:p>
+      <w:pPr>
+        <w:spacing w:after="0"/>
+        <w:jc w:val="left"/>
+      </w:pPr>
+      <w:r>
+        <w:rPr>
+          <w:rFonts w:ascii="Times New Roman" w:cs="Times New Roman" w:eastAsia="Times New Roman" w:hAnsi="Times New Roman"/>
+          <w:sz w:val="24"/>
+          <w:szCs w:val="24"/>
+        </w:rPr>
+        <w:t xml:space="preserve">_______________________________________________________________________________</w:t>
+      </w:r>
+    </w:p>
+    <w:p>
+      <w:pPr>
+        <w:spacing w:after="0"/>
+        <w:jc w:val="left"/>
+      </w:pPr>
+      <w:r>
+        <w:rPr>
+          <w:rFonts w:ascii="Times New Roman" w:cs="Times New Roman" w:eastAsia="Times New Roman" w:hAnsi="Times New Roman"/>
+          <w:sz w:val="24"/>
+          <w:szCs w:val="24"/>
+        </w:rPr>
+        <w:t xml:space="preserve">_______________________________________________________________________________</w:t>
+      </w:r>
+    </w:p>
+    <w:p>
+      <w:pPr>
+        <w:spacing w:after="80"/>
+        <w:ind w:firstLine="720"/>
+        <w:jc w:val="both"/>
+      </w:pPr>
+      <w:r>
+        <w:rPr>
+          <w:rFonts w:ascii="Times New Roman" w:cs="Times New Roman" w:eastAsia="Times New Roman" w:hAnsi="Times New Roman"/>
+          <w:sz w:val="24"/>
+          <w:szCs w:val="24"/>
+        </w:rPr>
+        <w:t xml:space="preserve">Шу сабабли суд буйруғини кеч олганлигини инобатга олиб, ўтказиб юборилган муддатни узрли деб топиб, уни тиклашингизни ва суд буйруғини бекор қилишингизни сўрайман.</w:t>
       </w:r>
     </w:p>
     <w:p>
@@ -327,16 +326,28 @@
           <w:sz w:val="24"/>
           <w:szCs w:val="24"/>
         </w:rPr>
-        <w:t xml:space="preserve">Аризачи (қарздор)   </w:t>
-      </w:r>
-      <w:r>
-        <w:rPr>
-          <w:rFonts w:ascii="Times New Roman" w:cs="Times New Roman" w:eastAsia="Times New Roman" w:hAnsi="Times New Roman"/>
-          <w:sz w:val="24"/>
-          <w:szCs w:val="24"/>
-        </w:rPr>
-        <w:t xml:space="preserve">_________ (имзо)            </w:t>
-      </w:r>
+        <w:t xml:space="preserve">Иловалар:</w:t>
+      </w:r>
+    </w:p>
+    <w:p>
+      <w:pPr>
+        <w:spacing w:after="80"/>
+        <w:jc w:val="left"/>
+      </w:pPr>
+      <w:r>
+        <w:rPr>
+          <w:rFonts w:ascii="Times New Roman" w:cs="Times New Roman" w:eastAsia="Times New Roman" w:hAnsi="Times New Roman"/>
+          <w:sz w:val="24"/>
+          <w:szCs w:val="24"/>
+        </w:rPr>
+        <w:t xml:space="preserve"/>
+      </w:r>
+    </w:p>
+    <w:p>
+      <w:pPr>
+        <w:spacing w:after="80"/>
+        <w:jc w:val="left"/>
+      </w:pPr>
       <w:r>
         <w:rPr>
           <w:rFonts w:ascii="Times New Roman" w:cs="Times New Roman" w:eastAsia="Times New Roman" w:hAnsi="Times New Roman"/>
@@ -345,84 +356,30 @@
           <w:sz w:val="24"/>
           <w:szCs w:val="24"/>
         </w:rPr>
+        <w:t xml:space="preserve">Аризачи (қарздор)</w:t>
+      </w:r>
+      <w:r>
+        <w:rPr>
+          <w:rFonts w:ascii="Times New Roman" w:cs="Times New Roman" w:eastAsia="Times New Roman" w:hAnsi="Times New Roman"/>
+          <w:sz w:val="24"/>
+          <w:szCs w:val="24"/>
+        </w:rPr>
+        <w:t xml:space="preserve">                 (имзо)        </w:t>
+      </w:r>
+      <w:r>
+        <w:rPr>
+          <w:rFonts w:ascii="Times New Roman" w:cs="Times New Roman" w:eastAsia="Times New Roman" w:hAnsi="Times New Roman"/>
+          <w:b/>
+          <w:bCs/>
+          <w:sz w:val="24"/>
+          <w:szCs w:val="24"/>
+        </w:rPr>
         <w:t xml:space="preserve">{{plaintiff_short_fio}}</w:t>
-      </w:r>
-    </w:p>
-    <w:p>
-      <w:pPr>
-        <w:spacing w:after="80"/>
-        <w:jc w:val="left"/>
-      </w:pPr>
-      <w:r>
-        <w:rPr>
-          <w:rFonts w:ascii="Times New Roman" w:cs="Times New Roman" w:eastAsia="Times New Roman" w:hAnsi="Times New Roman"/>
-          <w:sz w:val="24"/>
-          <w:szCs w:val="24"/>
-        </w:rPr>
-        <w:t xml:space="preserve"/>
-      </w:r>
-    </w:p>
-    <w:p>
-      <w:pPr>
-        <w:spacing w:after="80"/>
-        <w:jc w:val="left"/>
-      </w:pPr>
-      <w:r>
-        <w:rPr>
-          <w:rFonts w:ascii="Times New Roman" w:cs="Times New Roman" w:eastAsia="Times New Roman" w:hAnsi="Times New Roman"/>
-          <w:sz w:val="24"/>
-          <w:szCs w:val="24"/>
-        </w:rPr>
-        <w:t xml:space="preserve"/>
-      </w:r>
-    </w:p>
-    <w:p>
-      <w:pPr>
-        <w:spacing w:after="80"/>
-        <w:jc w:val="center"/>
-      </w:pPr>
-      <w:r>
-        <w:rPr>
-          <w:rFonts w:ascii="Times New Roman" w:cs="Times New Roman" w:eastAsia="Times New Roman" w:hAnsi="Times New Roman"/>
-          <w:sz w:val="24"/>
-          <w:szCs w:val="24"/>
-        </w:rPr>
-        <w:t xml:space="preserve">────────────────────────────</w:t>
-      </w:r>
-    </w:p>
-    <w:p>
-      <w:pPr>
-        <w:spacing w:after="80"/>
-        <w:jc w:val="center"/>
-      </w:pPr>
-      <w:r>
-        <w:rPr>
-          <w:rFonts w:ascii="Times New Roman" w:cs="Times New Roman" w:eastAsia="Times New Roman" w:hAnsi="Times New Roman"/>
-          <w:sz w:val="24"/>
-          <w:szCs w:val="24"/>
-        </w:rPr>
-        <w:t xml:space="preserve">{{%qr_code}}</w:t>
-      </w:r>
-    </w:p>
-    <w:p>
-      <w:pPr>
-        <w:spacing w:after="80"/>
-        <w:jc w:val="center"/>
-      </w:pPr>
-      <w:r>
-        <w:rPr>
-          <w:rFonts w:ascii="Times New Roman" w:cs="Times New Roman" w:eastAsia="Times New Roman" w:hAnsi="Times New Roman"/>
-          <w:i/>
-          <w:iCs/>
-          <w:sz w:val="24"/>
-          <w:szCs w:val="24"/>
-        </w:rPr>
-        <w:t xml:space="preserve">Ҳужжатни юклаб олиш учун QR-кодни сканерланг</w:t>
       </w:r>
     </w:p>
     <w:sectPr>
       <w:pgSz w:w="11906" w:h="16838" w:orient="portrait"/>
-      <w:pgMar w:top="1440" w:right="1440" w:bottom="1440" w:left="1440" w:header="708" w:footer="708" w:gutter="0"/>
+      <w:pgMar w:top="1440" w:right="1100" w:bottom="1440" w:left="1100" w:header="708" w:footer="708" w:gutter="0"/>
       <w:pgNumType/>
       <w:docGrid w:linePitch="360"/>
     </w:sectPr>

--- a/templates/etirozhoma-savdo.uz_cyrillic.docx
+++ b/templates/etirozhoma-savdo.uz_cyrillic.docx
@@ -61,6 +61,7 @@
           <w:tab w:val="left" w:pos="5400"/>
         </w:tabs>
         <w:spacing w:after="0"/>
+        <w:ind w:left="5400" w:hanging="5400"/>
         <w:jc w:val="left"/>
       </w:pPr>
       <w:r>
